--- a/周报/范奕珩5.docx
+++ b/周报/范奕珩5.docx
@@ -346,10 +346,28 @@
             <w:pPr>
               <w:textAlignment w:val="top"/>
               <w:rPr>
+                <w:rFonts w:ascii="宋体" w:eastAsia="宋体" w:hAnsi="宋体" w:cs="宋体" w:hint="eastAsia"/>
+                <w:color w:val="000000"/>
+                <w:lang w:bidi="ar"/>
+              </w:rPr>
+            </w:pPr>
+            <w:r>
+              <w:rPr>
                 <w:rFonts w:ascii="宋体" w:eastAsia="宋体" w:hAnsi="宋体" w:cs="宋体"/>
                 <w:color w:val="000000"/>
                 <w:lang w:bidi="ar"/>
               </w:rPr>
+              <w:t>  参与SRS文档的需求审查，修正部分需求描述不明确的内容</w:t>
+            </w:r>
+          </w:p>
+          <w:p>
+            <w:pPr>
+              <w:textAlignment w:val="top"/>
+              <w:rPr>
+                <w:rFonts w:ascii="宋体" w:eastAsia="宋体" w:hAnsi="宋体" w:cs="宋体" w:hint="eastAsia"/>
+                <w:color w:val="000000"/>
+                <w:lang w:bidi="ar"/>
+              </w:rPr>
             </w:pPr>
             <w:r>
               <w:rPr>
@@ -357,17 +375,35 @@
                 <w:color w:val="000000"/>
                 <w:lang w:bidi="ar"/>
               </w:rPr>
-              <w:t>  参与SRS文档的需求审查，修正部分需求描述不明确的内容</w:t>
+              <w:t>  根据审查意见调整功能需求，使其更符合实际技术实现能力</w:t>
             </w:r>
           </w:p>
           <w:p>
             <w:pPr>
               <w:textAlignment w:val="top"/>
               <w:rPr>
+                <w:rFonts w:ascii="宋体" w:eastAsia="宋体" w:hAnsi="宋体" w:cs="宋体" w:hint="eastAsia"/>
+                <w:color w:val="000000"/>
+                <w:lang w:bidi="ar"/>
+              </w:rPr>
+            </w:pPr>
+            <w:r>
+              <w:rPr>
                 <w:rFonts w:ascii="宋体" w:eastAsia="宋体" w:hAnsi="宋体" w:cs="宋体"/>
                 <w:color w:val="000000"/>
                 <w:lang w:bidi="ar"/>
               </w:rPr>
+              <w:t>  研究系统架构设计的基本原则，整理可行的架构方案</w:t>
+            </w:r>
+          </w:p>
+          <w:p>
+            <w:pPr>
+              <w:textAlignment w:val="top"/>
+              <w:rPr>
+                <w:rFonts w:ascii="宋体" w:eastAsia="宋体" w:hAnsi="宋体" w:cs="宋体" w:hint="eastAsia"/>
+                <w:color w:val="000000"/>
+                <w:lang w:bidi="ar"/>
+              </w:rPr>
             </w:pPr>
             <w:r>
               <w:rPr>
@@ -375,68 +411,32 @@
                 <w:color w:val="000000"/>
                 <w:lang w:bidi="ar"/>
               </w:rPr>
-              <w:t>  根据审查意见调整功能需求，使其更符合实际技术实现能力</w:t>
+              <w:t>  讨论模块划分，初步确定系统的主要功能模块</w:t>
             </w:r>
           </w:p>
           <w:p>
             <w:pPr>
               <w:textAlignment w:val="top"/>
               <w:rPr>
-                <w:rFonts w:ascii="宋体" w:eastAsia="宋体" w:hAnsi="宋体" w:cs="宋体"/>
-                <w:color w:val="000000"/>
-                <w:lang w:bidi="ar"/>
-              </w:rPr>
-            </w:pPr>
-            <w:r>
-              <w:rPr>
-                <w:rFonts w:ascii="宋体" w:eastAsia="宋体" w:hAnsi="宋体" w:cs="宋体"/>
-                <w:color w:val="000000"/>
-                <w:lang w:bidi="ar"/>
-              </w:rPr>
-              <w:t>  研究系统架构设计的基本原则，整理可行的架构方案</w:t>
+                <w:rFonts w:ascii="宋体" w:eastAsia="宋体" w:hAnsi="宋体" w:cs="宋体" w:hint="eastAsia"/>
+                <w:color w:val="000000"/>
+                <w:lang w:bidi="ar"/>
+              </w:rPr>
+            </w:pPr>
+            <w:r>
+              <w:rPr>
+                <w:rFonts w:ascii="宋体" w:eastAsia="宋体" w:hAnsi="宋体" w:cs="宋体" w:hint="eastAsia"/>
+                <w:color w:val="000000"/>
+                <w:lang w:bidi="ar"/>
+              </w:rPr>
+              <w:t>未完成的内容：</w:t>
             </w:r>
           </w:p>
           <w:p>
             <w:pPr>
               <w:textAlignment w:val="top"/>
               <w:rPr>
-                <w:rFonts w:ascii="宋体" w:eastAsia="宋体" w:hAnsi="宋体" w:cs="宋体"/>
-                <w:color w:val="000000"/>
-                <w:lang w:bidi="ar"/>
-              </w:rPr>
-            </w:pPr>
-            <w:r>
-              <w:rPr>
-                <w:rFonts w:ascii="宋体" w:eastAsia="宋体" w:hAnsi="宋体" w:cs="宋体"/>
-                <w:color w:val="000000"/>
-                <w:lang w:bidi="ar"/>
-              </w:rPr>
-              <w:t>  讨论模块划分，初步确定系统的主要功能模块</w:t>
-            </w:r>
-          </w:p>
-          <w:p>
-            <w:pPr>
-              <w:textAlignment w:val="top"/>
-              <w:rPr>
-                <w:rFonts w:ascii="宋体" w:eastAsia="宋体" w:hAnsi="宋体" w:cs="宋体" w:hint="eastAsia"/>
-                <w:color w:val="000000"/>
-                <w:lang w:bidi="ar"/>
-              </w:rPr>
-            </w:pPr>
-            <w:r>
-              <w:rPr>
-                <w:rFonts w:ascii="宋体" w:eastAsia="宋体" w:hAnsi="宋体" w:cs="宋体" w:hint="eastAsia"/>
-                <w:color w:val="000000"/>
-                <w:lang w:bidi="ar"/>
-              </w:rPr>
-              <w:t>未完成的内容：</w:t>
-            </w:r>
-          </w:p>
-          <w:p>
-            <w:pPr>
-              <w:textAlignment w:val="top"/>
-              <w:rPr>
-                <w:rFonts w:ascii="宋体" w:eastAsia="宋体" w:hAnsi="宋体" w:cs="宋体"/>
+                <w:rFonts w:ascii="宋体" w:eastAsia="宋体" w:hAnsi="宋体" w:cs="宋体" w:hint="eastAsia"/>
                 <w:color w:val="000000"/>
                 <w:lang w:bidi="ar"/>
               </w:rPr>
@@ -585,7 +585,7 @@
             <w:pPr>
               <w:textAlignment w:val="top"/>
               <w:rPr>
-                <w:rFonts w:ascii="宋体" w:eastAsia="宋体" w:hAnsi="宋体" w:cs="宋体"/>
+                <w:rFonts w:ascii="宋体" w:eastAsia="宋体" w:hAnsi="宋体" w:cs="宋体" w:hint="eastAsia"/>
                 <w:color w:val="000000"/>
               </w:rPr>
             </w:pPr>
@@ -989,10 +989,28 @@
             <w:pPr>
               <w:textAlignment w:val="top"/>
               <w:rPr>
+                <w:rFonts w:ascii="宋体" w:eastAsia="宋体" w:hAnsi="宋体" w:cs="宋体" w:hint="eastAsia"/>
+                <w:color w:val="000000"/>
+                <w:lang w:bidi="ar"/>
+              </w:rPr>
+            </w:pPr>
+            <w:r>
+              <w:rPr>
                 <w:rFonts w:ascii="宋体" w:eastAsia="宋体" w:hAnsi="宋体" w:cs="宋体"/>
                 <w:color w:val="000000"/>
                 <w:lang w:bidi="ar"/>
               </w:rPr>
+              <w:t>  确定系统架构方案，明确模块之间的交互关系</w:t>
+            </w:r>
+          </w:p>
+          <w:p>
+            <w:pPr>
+              <w:textAlignment w:val="top"/>
+              <w:rPr>
+                <w:rFonts w:ascii="宋体" w:eastAsia="宋体" w:hAnsi="宋体" w:cs="宋体" w:hint="eastAsia"/>
+                <w:color w:val="000000"/>
+                <w:lang w:bidi="ar"/>
+              </w:rPr>
             </w:pPr>
             <w:r>
               <w:rPr>
@@ -1000,36 +1018,8 @@
                 <w:color w:val="000000"/>
                 <w:lang w:bidi="ar"/>
               </w:rPr>
-              <w:t>  确定系统架构方案，明确模块之间的交互关系</w:t>
-            </w:r>
-          </w:p>
-          <w:p>
-            <w:pPr>
-              <w:textAlignment w:val="top"/>
-              <w:rPr>
-                <w:rFonts w:ascii="宋体" w:eastAsia="宋体" w:hAnsi="宋体" w:cs="宋体"/>
-                <w:color w:val="000000"/>
-                <w:lang w:bidi="ar"/>
-              </w:rPr>
-            </w:pPr>
-            <w:r>
-              <w:rPr>
-                <w:rFonts w:ascii="宋体" w:eastAsia="宋体" w:hAnsi="宋体" w:cs="宋体"/>
-                <w:color w:val="000000"/>
-                <w:lang w:bidi="ar"/>
-              </w:rPr>
               <w:t>  参与数据库设计，确保数据存储方案符合需求</w:t>
             </w:r>
-          </w:p>
-          <w:p>
-            <w:pPr>
-              <w:textAlignment w:val="top"/>
-              <w:rPr>
-                <w:rFonts w:ascii="宋体" w:eastAsia="宋体" w:hAnsi="宋体" w:cs="宋体" w:hint="eastAsia"/>
-                <w:color w:val="000000"/>
-                <w:lang w:bidi="ar"/>
-              </w:rPr>
-            </w:pPr>
           </w:p>
         </w:tc>
       </w:tr>
@@ -1766,6 +1756,7 @@
   <w:style w:type="character" w:default="1" w:styleId="a0">
     <w:name w:val="Default Paragraph Font"/>
     <w:uiPriority w:val="1"/>
+    <w:semiHidden/>
     <w:unhideWhenUsed/>
   </w:style>
   <w:style w:type="table" w:default="1" w:styleId="a1">
